--- a/docs/user-manual/SI_Technician_Guide.docx
+++ b/docs/user-manual/SI_Technician_Guide.docx
@@ -728,13 +728,7 @@
         <w:t>raises a work order</w:t>
       </w:r>
       <w:r>
-        <w:t xml:space="preserve">. </w:t>
-      </w:r>
-      <w:r>
-        <w:t>An HOD or Administrator assigns it to a technician</w:t>
-      </w:r>
-      <w:r>
-        <w:t xml:space="preserve">, the technician </w:t>
+        <w:t xml:space="preserve">. An HOD or Administrator assigns it to a technician, the technician </w:t>
       </w:r>
       <w:r>
         <w:rPr>
@@ -1154,21 +1148,7 @@
                 <w:sz w:val="19"/>
                 <w:szCs w:val="19"/>
               </w:rPr>
-              <w:t xml:space="preserve"> roles. </w:t>
-            </w:r>
-            <w:r>
-              <w:rPr>
-                <w:sz w:val="19"/>
-                <w:szCs w:val="19"/>
-              </w:rPr>
-              <w:t>HODs assign technicians and sign off closed work orders, and Supervisors and Managers oversee the work.</w:t>
-            </w:r>
-            <w:r>
-              <w:rPr>
-                <w:sz w:val="19"/>
-                <w:szCs w:val="19"/>
-              </w:rPr>
-              <w:t xml:space="preserve"> One person can hold more than one role — for example Requester + Technician — and then gets everything both roles allow.</w:t>
+              <w:t xml:space="preserve"> roles. HODs assign technicians and sign off closed work orders, and Supervisors and Managers oversee the work. One person can hold more than one role — for example Requester + Technician — and then gets everything both roles allow.</w:t>
             </w:r>
           </w:p>
         </w:tc>
@@ -5444,21 +5424,7 @@
                 <w:sz w:val="18"/>
                 <w:szCs w:val="18"/>
               </w:rPr>
-              <w:t xml:space="preserve">Who the job is assigned to. </w:t>
-            </w:r>
-            <w:r>
-              <w:rPr>
-                <w:sz w:val="18"/>
-                <w:szCs w:val="18"/>
-              </w:rPr>
-              <w:t>HODs and Administrators assign and reassign here</w:t>
-            </w:r>
-            <w:r>
-              <w:rPr>
-                <w:sz w:val="18"/>
-                <w:szCs w:val="18"/>
-              </w:rPr>
-              <w:t>, until the job is completed. After that the Assign buttons are greyed out.</w:t>
+              <w:t xml:space="preserve">Who the job is assigned to. HODs and Administrators assign and reassign here, until the job is completed. After that the Assign buttons are greyed out.</w:t>
             </w:r>
           </w:p>
         </w:tc>
@@ -7351,13 +7317,7 @@
         <w:t>Confirm decline</w:t>
       </w:r>
       <w:r>
-        <w:t xml:space="preserve">. SI shows your reason again before sending. </w:t>
-      </w:r>
-      <w:r>
-        <w:t>The job goes back to Open to be reassigned</w:t>
-      </w:r>
-      <w:r>
-        <w:t xml:space="preserve">, and it </w:t>
+        <w:t xml:space="preserve">. SI shows your reason again before sending. The job goes back to Open to be reassigned, and it </w:t>
       </w:r>
       <w:r>
         <w:rPr>
@@ -7590,15 +7550,7 @@
           <w:sz w:val="16"/>
           <w:szCs w:val="16"/>
         </w:rPr>
-        <w:t xml:space="preserve"> — </w:t>
-      </w:r>
-      <w:r>
-        <w:rPr>
-          <w:color w:val="6B7280"/>
-          <w:sz w:val="16"/>
-          <w:szCs w:val="16"/>
-        </w:rPr>
-        <w:t>Repairing: go to testing, or pause for a spare part with a reason.</w:t>
+        <w:t xml:space="preserve"> — Repairing: go to testing, or pause for a spare part with a reason.</w:t>
       </w:r>
     </w:p>
     <w:p>
@@ -7788,15 +7740,7 @@
           <w:sz w:val="16"/>
           <w:szCs w:val="16"/>
         </w:rPr>
-        <w:t xml:space="preserve"> — </w:t>
-      </w:r>
-      <w:r>
-        <w:rPr>
-          <w:color w:val="6B7280"/>
-          <w:sz w:val="16"/>
-          <w:szCs w:val="16"/>
-        </w:rPr>
-        <w:t>Paused — waiting on a spare part.</w:t>
+        <w:t xml:space="preserve"> — Paused — waiting on a spare part.</w:t>
       </w:r>
     </w:p>
     <w:p>
@@ -8413,15 +8357,7 @@
           <w:sz w:val="16"/>
           <w:szCs w:val="16"/>
         </w:rPr>
-        <w:t xml:space="preserve"> — </w:t>
-      </w:r>
-      <w:r>
-        <w:rPr>
-          <w:color w:val="6B7280"/>
-          <w:sz w:val="16"/>
-          <w:szCs w:val="16"/>
-        </w:rPr>
-        <w:t>The Conversation thread: your messages on the right in navy.</w:t>
+        <w:t xml:space="preserve"> — The Conversation thread: your messages on the right in navy.</w:t>
       </w:r>
     </w:p>
     <w:p>
@@ -8754,7 +8690,18 @@
         <w:spacing w:after="80"/>
       </w:pPr>
       <w:r>
-        <w:t>A late stage stays marked as missed on the record, even if the job is finished afterwards. Only an Administrator can give a job more time (Extend SLA).</w:t>
+        <w:t xml:space="preserve">A late stage stays marked as missed on the record, even if the job is finished afterwards. Only an Administrator can give a job more time (Extend SLA); if it then finishes within the new deadline, the stage shows as </w:t>
+      </w:r>
+      <w:r>
+        <w:rPr>
+          <w:b/>
+          <w:bCs/>
+          <w:color w:val="0B1A3A"/>
+        </w:rPr>
+        <w:t>Extended</w:t>
+      </w:r>
+      <w:r>
+        <w:t xml:space="preserve"> instead.</w:t>
       </w:r>
     </w:p>
     <w:p>
@@ -9075,31 +9022,7 @@
                 <w:sz w:val="19"/>
                 <w:szCs w:val="19"/>
               </w:rPr>
-              <w:t>Tell your HOD in the job</w:t>
-            </w:r>
-            <w:r>
-              <w:rPr>
-                <w:color w:val="4B5563"/>
-                <w:sz w:val="19"/>
-                <w:szCs w:val="19"/>
-              </w:rPr>
-              <w:t xml:space="preserve">'s Conversation. </w:t>
-            </w:r>
-            <w:r>
-              <w:rPr>
-                <w:color w:val="4B5563"/>
-                <w:sz w:val="19"/>
-                <w:szCs w:val="19"/>
-              </w:rPr>
-              <w:t>Only an HOD or Administrator can reassign it</w:t>
-            </w:r>
-            <w:r>
-              <w:rPr>
-                <w:color w:val="4B5563"/>
-                <w:sz w:val="19"/>
-                <w:szCs w:val="19"/>
-              </w:rPr>
-              <w:t xml:space="preserve"> to somebody else.</w:t>
+              <w:t xml:space="preserve">Tell your HOD in the job's Conversation. Only an HOD or Administrator can reassign it to somebody else.</w:t>
             </w:r>
           </w:p>
         </w:tc>
@@ -9181,23 +9104,7 @@
                 <w:sz w:val="19"/>
                 <w:szCs w:val="19"/>
               </w:rPr>
-              <w:t xml:space="preserve">That is expected. It </w:t>
-            </w:r>
-            <w:r>
-              <w:rPr>
-                <w:color w:val="4B5563"/>
-                <w:sz w:val="19"/>
-                <w:szCs w:val="19"/>
-              </w:rPr>
-              <w:t>went back to the queue</w:t>
-            </w:r>
-            <w:r>
-              <w:rPr>
-                <w:color w:val="4B5563"/>
-                <w:sz w:val="19"/>
-                <w:szCs w:val="19"/>
-              </w:rPr>
-              <w:t xml:space="preserve"> with your reason.</w:t>
+              <w:t xml:space="preserve">That is expected. It went back to the queue with your reason.</w:t>
             </w:r>
           </w:p>
         </w:tc>
@@ -10167,14 +10074,7 @@
                 <w:sz w:val="18"/>
                 <w:szCs w:val="18"/>
               </w:rPr>
-              <w:t>✓</w:t>
-            </w:r>
-            <w:r>
-              <w:rPr>
-                <w:sz w:val="18"/>
-                <w:szCs w:val="18"/>
-              </w:rPr>
-              <w:t xml:space="preserve"> all</w:t>
+              <w:t xml:space="preserve">✓ all</w:t>
             </w:r>
           </w:p>
         </w:tc>
@@ -10278,14 +10178,7 @@
                 <w:sz w:val="18"/>
                 <w:szCs w:val="18"/>
               </w:rPr>
-              <w:t>✓</w:t>
-            </w:r>
-            <w:r>
-              <w:rPr>
-                <w:sz w:val="18"/>
-                <w:szCs w:val="18"/>
-              </w:rPr>
-              <w:t xml:space="preserve"> all</w:t>
+              <w:t xml:space="preserve">✓ all</w:t>
             </w:r>
           </w:p>
         </w:tc>
@@ -10365,14 +10258,7 @@
                 <w:sz w:val="18"/>
                 <w:szCs w:val="18"/>
               </w:rPr>
-              <w:t>✗</w:t>
-            </w:r>
-            <w:r>
-              <w:rPr>
-                <w:sz w:val="18"/>
-                <w:szCs w:val="18"/>
-              </w:rPr>
-              <w:t xml:space="preserve"> ¹</w:t>
+              <w:t xml:space="preserve">✗ ¹</w:t>
             </w:r>
           </w:p>
         </w:tc>
@@ -11540,14 +11426,7 @@
                 <w:sz w:val="18"/>
                 <w:szCs w:val="18"/>
               </w:rPr>
-              <w:t>✓</w:t>
-            </w:r>
-            <w:r>
-              <w:rPr>
-                <w:sz w:val="18"/>
-                <w:szCs w:val="18"/>
-              </w:rPr>
-              <w:t xml:space="preserve"> ²</w:t>
+              <w:t xml:space="preserve">✓ ²</w:t>
             </w:r>
           </w:p>
         </w:tc>
@@ -11651,14 +11530,7 @@
                 <w:sz w:val="18"/>
                 <w:szCs w:val="18"/>
               </w:rPr>
-              <w:t>✓</w:t>
-            </w:r>
-            <w:r>
-              <w:rPr>
-                <w:sz w:val="18"/>
-                <w:szCs w:val="18"/>
-              </w:rPr>
-              <w:t xml:space="preserve"> ²</w:t>
+              <w:t xml:space="preserve">✓ ²</w:t>
             </w:r>
           </w:p>
         </w:tc>
@@ -11674,13 +11546,7 @@
         <w:spacing w:after="140"/>
       </w:pPr>
       <w:r>
-        <w:t xml:space="preserve">¹ Unless the account also holds the Requester role.  ² Some actions are </w:t>
-      </w:r>
-      <w:r>
-        <w:t>for the app developer only</w:t>
-      </w:r>
-      <w:r>
-        <w:t xml:space="preserve"> — see the Administrator guide.</w:t>
+        <w:t xml:space="preserve">¹ Unless the account also holds the Requester role.  ² Some actions are for the app developer only — see the Administrator guide.</w:t>
       </w:r>
     </w:p>
     <w:p>
@@ -12200,7 +12066,7 @@
                 <w:sz w:val="18"/>
                 <w:szCs w:val="18"/>
               </w:rPr>
-              <w:t>At risk / Breached</w:t>
+              <w:t>At risk / Breached / Extended</w:t>
             </w:r>
           </w:p>
         </w:tc>
@@ -12221,7 +12087,7 @@
                 <w:sz w:val="18"/>
                 <w:szCs w:val="18"/>
               </w:rPr>
-              <w:t>A stage in its last quarter of time / a stage that ran out of time.</w:t>
+              <w:t>A stage in its last quarter of time / a stage that ran out of time / a stage an Administrator gave more time, while it is within its new deadline.</w:t>
             </w:r>
           </w:p>
         </w:tc>
